--- a/docs/Shawn Michael Bulos - Resume - OJT Intern (1).docx
+++ b/docs/Shawn Michael Bulos - Resume - OJT Intern (1).docx
@@ -45,7 +45,23 @@
           <w:sz w:val="22"/>
           <w:szCs w:val="22"/>
         </w:rPr>
-        <w:t xml:space="preserve">General Mamerto Natividad, Nueva Ecija </w:t>
+        <w:t xml:space="preserve">General </w:t>
+      </w:r>
+      <w:proofErr w:type="spellStart"/>
+      <w:r>
+        <w:rPr>
+          <w:sz w:val="22"/>
+          <w:szCs w:val="22"/>
+        </w:rPr>
+        <w:t>Mamerto</w:t>
+      </w:r>
+      <w:proofErr w:type="spellEnd"/>
+      <w:r>
+        <w:rPr>
+          <w:sz w:val="22"/>
+          <w:szCs w:val="22"/>
+        </w:rPr>
+        <w:t xml:space="preserve"> Natividad, Nueva Ecija </w:t>
       </w:r>
       <w:r>
         <w:rPr>
@@ -236,7 +252,7 @@
               </wp:anchor>
             </w:drawing>
           </mc:Choice>
-          <mc:Fallback xmlns:w16sdtfl="http://schemas.microsoft.com/office/word/2024/wordml/sdtformatlock" xmlns:w16du="http://schemas.microsoft.com/office/word/2023/wordml/word16du">
+          <mc:Fallback xmlns:w16du="http://schemas.microsoft.com/office/word/2023/wordml/word16du" xmlns:w16sdtfl="http://schemas.microsoft.com/office/word/2024/wordml/sdtformatlock">
             <w:pict>
               <v:line w14:anchorId="17DE9EFF" id="Straight Connector 2" o:spid="_x0000_s1026" style="position:absolute;flip:y;z-index:251661312;visibility:visible;mso-wrap-style:square;mso-width-percent:0;mso-height-percent:0;mso-wrap-distance-left:9pt;mso-wrap-distance-top:0;mso-wrap-distance-right:9pt;mso-wrap-distance-bottom:0;mso-position-horizontal:absolute;mso-position-horizontal-relative:text;mso-position-vertical:absolute;mso-position-vertical-relative:text;mso-width-percent:0;mso-height-percent:0;mso-width-relative:margin;mso-height-relative:margin" from="-3.55pt,6.2pt" to="554.85pt,6.2pt" o:gfxdata="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" strokecolor="black [3200]" strokeweight="1.5pt">
                 <v:stroke joinstyle="miter"/>
@@ -487,13 +503,23 @@
           <w:szCs w:val="28"/>
         </w:rPr>
       </w:pPr>
-      <w:r>
-        <w:rPr>
-          <w:b/>
-          <w:sz w:val="22"/>
-          <w:szCs w:val="28"/>
-        </w:rPr>
-        <w:t xml:space="preserve">MayWeather  </w:t>
+      <w:proofErr w:type="spellStart"/>
+      <w:r>
+        <w:rPr>
+          <w:b/>
+          <w:sz w:val="22"/>
+          <w:szCs w:val="28"/>
+        </w:rPr>
+        <w:t>MayWeather</w:t>
+      </w:r>
+      <w:proofErr w:type="spellEnd"/>
+      <w:r>
+        <w:rPr>
+          <w:b/>
+          <w:sz w:val="22"/>
+          <w:szCs w:val="28"/>
+        </w:rPr>
+        <w:t xml:space="preserve">  </w:t>
       </w:r>
       <w:r>
         <w:rPr>
@@ -828,7 +854,23 @@
           <w:sz w:val="22"/>
           <w:szCs w:val="28"/>
         </w:rPr>
-        <w:t xml:space="preserve">Implemented QR code generation using ZXing after each payment, a QR code is generated that displays the payment Information when scanned. </w:t>
+        <w:t xml:space="preserve">Implemented QR code generation using </w:t>
+      </w:r>
+      <w:proofErr w:type="spellStart"/>
+      <w:r>
+        <w:rPr>
+          <w:sz w:val="22"/>
+          <w:szCs w:val="28"/>
+        </w:rPr>
+        <w:t>ZXing</w:t>
+      </w:r>
+      <w:proofErr w:type="spellEnd"/>
+      <w:r>
+        <w:rPr>
+          <w:sz w:val="22"/>
+          <w:szCs w:val="28"/>
+        </w:rPr>
+        <w:t xml:space="preserve"> after each payment, a QR code is generated that displays the payment Information when scanned. </w:t>
       </w:r>
     </w:p>
     <w:p>
@@ -870,7 +912,23 @@
           <w:sz w:val="22"/>
           <w:szCs w:val="28"/>
         </w:rPr>
-        <w:t>Developed using Java, JavaFX, ZXing, and MySQL for secure and reliable functionality.</w:t>
+        <w:t xml:space="preserve">Developed using Java, JavaFX, </w:t>
+      </w:r>
+      <w:proofErr w:type="spellStart"/>
+      <w:r>
+        <w:rPr>
+          <w:sz w:val="22"/>
+          <w:szCs w:val="28"/>
+        </w:rPr>
+        <w:t>ZXing</w:t>
+      </w:r>
+      <w:proofErr w:type="spellEnd"/>
+      <w:r>
+        <w:rPr>
+          <w:sz w:val="22"/>
+          <w:szCs w:val="28"/>
+        </w:rPr>
+        <w:t>, and MySQL for secure and reliable functionality.</w:t>
       </w:r>
       <w:bookmarkEnd w:id="0"/>
     </w:p>
@@ -1000,7 +1058,27 @@
           <w:sz w:val="22"/>
           <w:szCs w:val="22"/>
         </w:rPr>
-        <w:t>General Mamerto Natividad National Senior High School</w:t>
+        <w:t xml:space="preserve">General </w:t>
+      </w:r>
+      <w:proofErr w:type="spellStart"/>
+      <w:r>
+        <w:rPr>
+          <w:b/>
+          <w:bCs/>
+          <w:sz w:val="22"/>
+          <w:szCs w:val="22"/>
+        </w:rPr>
+        <w:t>Mamerto</w:t>
+      </w:r>
+      <w:proofErr w:type="spellEnd"/>
+      <w:r>
+        <w:rPr>
+          <w:b/>
+          <w:bCs/>
+          <w:sz w:val="22"/>
+          <w:szCs w:val="22"/>
+        </w:rPr>
+        <w:t xml:space="preserve"> Natividad National Senior High School</w:t>
       </w:r>
     </w:p>
     <w:p>
@@ -1065,6 +1143,7 @@
           <w:szCs w:val="22"/>
         </w:rPr>
       </w:pPr>
+      <w:proofErr w:type="spellStart"/>
       <w:r>
         <w:rPr>
           <w:b/>
@@ -1072,7 +1151,57 @@
           <w:sz w:val="22"/>
           <w:szCs w:val="22"/>
         </w:rPr>
-        <w:t>Mataas na Kahoy National High School</w:t>
+        <w:t>Mataas</w:t>
+      </w:r>
+      <w:proofErr w:type="spellEnd"/>
+      <w:r>
+        <w:rPr>
+          <w:b/>
+          <w:bCs/>
+          <w:sz w:val="22"/>
+          <w:szCs w:val="22"/>
+        </w:rPr>
+        <w:t xml:space="preserve"> </w:t>
+      </w:r>
+      <w:proofErr w:type="spellStart"/>
+      <w:r>
+        <w:rPr>
+          <w:b/>
+          <w:bCs/>
+          <w:sz w:val="22"/>
+          <w:szCs w:val="22"/>
+        </w:rPr>
+        <w:t>na</w:t>
+      </w:r>
+      <w:proofErr w:type="spellEnd"/>
+      <w:r>
+        <w:rPr>
+          <w:b/>
+          <w:bCs/>
+          <w:sz w:val="22"/>
+          <w:szCs w:val="22"/>
+        </w:rPr>
+        <w:t xml:space="preserve"> </w:t>
+      </w:r>
+      <w:proofErr w:type="spellStart"/>
+      <w:r>
+        <w:rPr>
+          <w:b/>
+          <w:bCs/>
+          <w:sz w:val="22"/>
+          <w:szCs w:val="22"/>
+        </w:rPr>
+        <w:t>Kahoy</w:t>
+      </w:r>
+      <w:proofErr w:type="spellEnd"/>
+      <w:r>
+        <w:rPr>
+          <w:b/>
+          <w:bCs/>
+          <w:sz w:val="22"/>
+          <w:szCs w:val="22"/>
+        </w:rPr>
+        <w:t xml:space="preserve"> National High School</w:t>
       </w:r>
     </w:p>
     <w:p>
@@ -1215,8 +1344,17 @@
           <w:sz w:val="22"/>
           <w:szCs w:val="22"/>
         </w:rPr>
-        <w:t xml:space="preserve"> MongoDB, MySQL, Supabase</w:t>
-      </w:r>
+        <w:t xml:space="preserve"> MongoDB, MySQL, </w:t>
+      </w:r>
+      <w:proofErr w:type="spellStart"/>
+      <w:r>
+        <w:rPr>
+          <w:sz w:val="22"/>
+          <w:szCs w:val="22"/>
+        </w:rPr>
+        <w:t>Supabase</w:t>
+      </w:r>
+      <w:proofErr w:type="spellEnd"/>
     </w:p>
     <w:p>
       <w:pPr>
@@ -1248,7 +1386,53 @@
           <w:sz w:val="22"/>
           <w:szCs w:val="22"/>
         </w:rPr>
-        <w:t xml:space="preserve"> Git/GitHub, Tailwind, DaisyUI</w:t>
+        <w:t xml:space="preserve"> Git/GitHub,</w:t>
+      </w:r>
+      <w:r>
+        <w:rPr>
+          <w:sz w:val="22"/>
+          <w:szCs w:val="22"/>
+        </w:rPr>
+        <w:t xml:space="preserve"> WordPress, </w:t>
+      </w:r>
+      <w:proofErr w:type="spellStart"/>
+      <w:r>
+        <w:rPr>
+          <w:sz w:val="22"/>
+          <w:szCs w:val="22"/>
+        </w:rPr>
+        <w:t>Webflow</w:t>
+      </w:r>
+      <w:proofErr w:type="spellEnd"/>
+      <w:r>
+        <w:rPr>
+          <w:sz w:val="22"/>
+          <w:szCs w:val="22"/>
+        </w:rPr>
+        <w:t xml:space="preserve">, </w:t>
+      </w:r>
+      <w:r>
+        <w:rPr>
+          <w:sz w:val="22"/>
+          <w:szCs w:val="22"/>
+        </w:rPr>
+        <w:t xml:space="preserve">Tailwind, </w:t>
+      </w:r>
+      <w:proofErr w:type="spellStart"/>
+      <w:r>
+        <w:rPr>
+          <w:sz w:val="22"/>
+          <w:szCs w:val="22"/>
+        </w:rPr>
+        <w:t>Shadcn</w:t>
+      </w:r>
+      <w:proofErr w:type="spellEnd"/>
+      <w:r>
+        <w:rPr>
+          <w:sz w:val="22"/>
+          <w:szCs w:val="22"/>
+        </w:rPr>
+        <w:t xml:space="preserve"> UI, Figma, MCP</w:t>
       </w:r>
     </w:p>
     <w:p>
